--- a/CÔNG TY TNHH PCCC TUẤN PHÁT/TuanPhat_Thaydoi_CSH_DDPL/HoSo2_MauSo10.docx
+++ b/CÔNG TY TNHH PCCC TUẤN PHÁT/TuanPhat_Thaydoi_CSH_DDPL/HoSo2_MauSo10.docx
@@ -64,18 +64,18 @@
         <w:tblLook w:val="04A0" w:firstRow="1" w:lastRow="0" w:firstColumn="1" w:lastColumn="0" w:noHBand="0" w:noVBand="1"/>
       </w:tblPr>
       <w:tblGrid>
-        <w:gridCol w:w="710"/>
-        <w:gridCol w:w="1173"/>
-        <w:gridCol w:w="1310"/>
-        <w:gridCol w:w="884"/>
-        <w:gridCol w:w="1673"/>
-        <w:gridCol w:w="1030"/>
-        <w:gridCol w:w="926"/>
-        <w:gridCol w:w="1327"/>
-        <w:gridCol w:w="1207"/>
-        <w:gridCol w:w="1607"/>
-        <w:gridCol w:w="1207"/>
-        <w:gridCol w:w="901"/>
+        <w:gridCol w:w="709"/>
+        <w:gridCol w:w="1183"/>
+        <w:gridCol w:w="1401"/>
+        <w:gridCol w:w="870"/>
+        <w:gridCol w:w="1776"/>
+        <w:gridCol w:w="1013"/>
+        <w:gridCol w:w="907"/>
+        <w:gridCol w:w="1309"/>
+        <w:gridCol w:w="1168"/>
+        <w:gridCol w:w="1553"/>
+        <w:gridCol w:w="1187"/>
+        <w:gridCol w:w="879"/>
       </w:tblGrid>
       <w:tr>
         <w:trPr>
@@ -954,7 +954,7 @@
                 <w:szCs w:val="24"/>
                 <w:lang w:val="sv-SE"/>
               </w:rPr>
-              <w:t>HỨA NGỌC HẠNH</w:t>
+              <w:t>LÊ HOÀNG GIANG</w:t>
             </w:r>
           </w:p>
         </w:tc>
@@ -974,11 +974,10 @@
             </w:pPr>
             <w:r>
               <w:rPr>
-                <w:sz w:val="24"/>
-                <w:szCs w:val="24"/>
-                <w:lang w:val="sv-SE"/>
-              </w:rPr>
-              <w:t>14/07/1991</w:t>
+                <w:sz w:val="26"/>
+                <w:szCs w:val="26"/>
+              </w:rPr>
+              <w:t>03/08/1988</w:t>
             </w:r>
           </w:p>
         </w:tc>
@@ -1012,7 +1011,7 @@
                 <w:szCs w:val="20"/>
                 <w:lang w:val="en-US"/>
               </w:rPr>
-              <w:t>ữ</w:t>
+              <w:t>am</w:t>
             </w:r>
           </w:p>
         </w:tc>
@@ -1042,6 +1041,30 @@
                 <w:szCs w:val="24"/>
               </w:rPr>
               <w:t xml:space="preserve"> </w:t>
+            </w:r>
+            <w:r>
+              <w:rPr>
+                <w:sz w:val="26"/>
+                <w:szCs w:val="26"/>
+              </w:rPr>
+              <w:t>038088044977</w:t>
+            </w:r>
+          </w:p>
+          <w:p>
+            <w:pPr>
+              <w:jc w:val="left"/>
+              <w:rPr>
+                <w:sz w:val="24"/>
+                <w:szCs w:val="24"/>
+                <w:lang w:val="en-US"/>
+              </w:rPr>
+            </w:pPr>
+            <w:r>
+              <w:rPr>
+                <w:sz w:val="24"/>
+                <w:szCs w:val="24"/>
+              </w:rPr>
+              <w:t xml:space="preserve">Ngày cấp: </w:t>
             </w:r>
             <w:r>
               <w:rPr>
@@ -1050,23 +1073,16 @@
                 <w:szCs w:val="24"/>
                 <w:lang w:eastAsia="zh-CN"/>
               </w:rPr>
-              <w:t>091191009007</w:t>
-            </w:r>
-          </w:p>
-          <w:p>
-            <w:pPr>
-              <w:jc w:val="left"/>
-              <w:rPr>
+              <w:t>1</w:t>
+            </w:r>
+            <w:r>
+              <w:rPr>
+                <w:rFonts w:eastAsia="Times New Roman"/>
                 <w:sz w:val="24"/>
                 <w:szCs w:val="24"/>
-              </w:rPr>
-            </w:pPr>
-            <w:r>
-              <w:rPr>
-                <w:sz w:val="24"/>
-                <w:szCs w:val="24"/>
-              </w:rPr>
-              <w:t xml:space="preserve">Ngày cấp: </w:t>
+                <w:lang w:val="en-US" w:eastAsia="zh-CN"/>
+              </w:rPr>
+              <w:t>9</w:t>
             </w:r>
             <w:r>
               <w:rPr>
@@ -1075,7 +1091,34 @@
                 <w:szCs w:val="24"/>
                 <w:lang w:eastAsia="zh-CN"/>
               </w:rPr>
-              <w:t>10/05/2021</w:t>
+              <w:t>/</w:t>
+            </w:r>
+            <w:r>
+              <w:rPr>
+                <w:rFonts w:eastAsia="Times New Roman"/>
+                <w:sz w:val="24"/>
+                <w:szCs w:val="24"/>
+                <w:lang w:val="en-US" w:eastAsia="zh-CN"/>
+              </w:rPr>
+              <w:t>10</w:t>
+            </w:r>
+            <w:r>
+              <w:rPr>
+                <w:rFonts w:eastAsia="Times New Roman"/>
+                <w:sz w:val="24"/>
+                <w:szCs w:val="24"/>
+                <w:lang w:eastAsia="zh-CN"/>
+              </w:rPr>
+              <w:t>/202</w:t>
+            </w:r>
+            <w:r>
+              <w:rPr>
+                <w:rFonts w:eastAsia="Times New Roman"/>
+                <w:sz w:val="24"/>
+                <w:szCs w:val="24"/>
+                <w:lang w:val="en-US" w:eastAsia="zh-CN"/>
+              </w:rPr>
+              <w:t>2</w:t>
             </w:r>
           </w:p>
           <w:p>
@@ -1154,40 +1197,10 @@
             </w:pPr>
             <w:r>
               <w:rPr>
-                <w:sz w:val="24"/>
-                <w:szCs w:val="24"/>
-              </w:rPr>
-              <w:t>Tổ 18, Khu 6</w:t>
-            </w:r>
-            <w:r>
-              <w:rPr>
-                <w:sz w:val="24"/>
-                <w:szCs w:val="24"/>
-                <w:lang w:val="en-US"/>
-              </w:rPr>
-              <w:t>,</w:t>
-            </w:r>
-            <w:r>
-              <w:rPr>
-                <w:sz w:val="24"/>
-                <w:szCs w:val="24"/>
-              </w:rPr>
-              <w:t xml:space="preserve"> phường Tân Phú</w:t>
-            </w:r>
-            <w:r>
-              <w:rPr>
-                <w:sz w:val="24"/>
-                <w:szCs w:val="24"/>
-                <w:lang w:val="en-US"/>
-              </w:rPr>
-              <w:t>,</w:t>
-            </w:r>
-            <w:r>
-              <w:rPr>
-                <w:sz w:val="24"/>
-                <w:szCs w:val="24"/>
-              </w:rPr>
-              <w:t xml:space="preserve"> Thành phố Đồng Nai</w:t>
+                <w:sz w:val="26"/>
+                <w:szCs w:val="26"/>
+              </w:rPr>
+              <w:t>58/2 Đường 16, KP1, Phường Linh Xuân, Thành phố Hồ Chí Minh, Việt Nam</w:t>
             </w:r>
           </w:p>
         </w:tc>
@@ -1445,261 +1458,269 @@
                 <w:sz w:val="26"/>
                 <w:szCs w:val="26"/>
               </w:rPr>
-              <w:t>26</w:t>
+              <w:t>2</w:t>
+            </w:r>
+            <w:r>
+              <w:rPr>
+                <w:rFonts w:ascii="Times New Roman" w:eastAsia="Calibri" w:hAnsi="Times New Roman" w:cs="Times New Roman"/>
+                <w:i/>
+                <w:sz w:val="26"/>
+                <w:szCs w:val="26"/>
+              </w:rPr>
+              <w:t>9</w:t>
+            </w:r>
+            <w:r>
+              <w:rPr>
+                <w:rFonts w:ascii="Times New Roman" w:eastAsia="Calibri" w:hAnsi="Times New Roman" w:cs="Times New Roman"/>
+                <w:i/>
+                <w:sz w:val="26"/>
+                <w:szCs w:val="26"/>
+              </w:rPr>
+              <w:t xml:space="preserve"> </w:t>
+            </w:r>
+            <w:r>
+              <w:rPr>
+                <w:rFonts w:ascii="Times New Roman" w:eastAsia="Calibri" w:hAnsi="Times New Roman" w:cs="Times New Roman"/>
+                <w:i/>
+                <w:sz w:val="26"/>
+                <w:szCs w:val="26"/>
+              </w:rPr>
+              <w:t>tháng</w:t>
+            </w:r>
+            <w:r>
+              <w:rPr>
+                <w:rFonts w:ascii="Times New Roman" w:eastAsia="Calibri" w:hAnsi="Times New Roman" w:cs="Times New Roman"/>
+                <w:i/>
+                <w:sz w:val="26"/>
+                <w:szCs w:val="26"/>
+              </w:rPr>
+              <w:t xml:space="preserve"> </w:t>
+            </w:r>
+            <w:r>
+              <w:rPr>
+                <w:rFonts w:ascii="Times New Roman" w:eastAsia="Calibri" w:hAnsi="Times New Roman" w:cs="Times New Roman"/>
+                <w:i/>
+                <w:sz w:val="26"/>
+                <w:szCs w:val="26"/>
+              </w:rPr>
+              <w:t>6</w:t>
+            </w:r>
+            <w:r>
+              <w:rPr>
+                <w:rFonts w:ascii="Times New Roman" w:eastAsia="Calibri" w:hAnsi="Times New Roman" w:cs="Times New Roman"/>
+                <w:i/>
+                <w:sz w:val="26"/>
+                <w:szCs w:val="26"/>
+              </w:rPr>
+              <w:t xml:space="preserve"> </w:t>
+            </w:r>
+            <w:r>
+              <w:rPr>
+                <w:rFonts w:ascii="Times New Roman" w:eastAsia="Calibri" w:hAnsi="Times New Roman" w:cs="Times New Roman"/>
+                <w:i/>
+                <w:sz w:val="26"/>
+                <w:szCs w:val="26"/>
+              </w:rPr>
+              <w:t>năm</w:t>
+            </w:r>
+            <w:r>
+              <w:rPr>
+                <w:rFonts w:ascii="Times New Roman" w:eastAsia="Calibri" w:hAnsi="Times New Roman" w:cs="Times New Roman"/>
+                <w:i/>
+                <w:sz w:val="26"/>
+                <w:szCs w:val="26"/>
+              </w:rPr>
+              <w:t xml:space="preserve"> 202</w:t>
+            </w:r>
+            <w:r>
+              <w:rPr>
+                <w:rFonts w:ascii="Times New Roman" w:eastAsia="Calibri" w:hAnsi="Times New Roman" w:cs="Times New Roman"/>
+                <w:i/>
+                <w:sz w:val="26"/>
+                <w:szCs w:val="26"/>
+              </w:rPr>
+              <w:t>6</w:t>
+            </w:r>
+          </w:p>
+          <w:p>
+            <w:pPr>
+              <w:spacing w:after="0" w:line="240" w:lineRule="auto"/>
+              <w:jc w:val="center"/>
+              <w:rPr>
+                <w:rFonts w:ascii="Times New Roman" w:eastAsia="Calibri" w:hAnsi="Times New Roman" w:cs="Times New Roman"/>
+                <w:iCs/>
+                <w:sz w:val="26"/>
+                <w:szCs w:val="26"/>
+              </w:rPr>
+            </w:pPr>
+            <w:r>
+              <w:rPr>
+                <w:rFonts w:ascii="Times New Roman" w:eastAsia="Calibri" w:hAnsi="Times New Roman" w:cs="Times New Roman"/>
+                <w:b/>
+                <w:iCs/>
+                <w:sz w:val="26"/>
+                <w:szCs w:val="26"/>
+              </w:rPr>
+              <w:t>NGƯỜI ĐẠI DIỆN THEO PHÁP LUẬT</w:t>
+            </w:r>
+            <w:r>
+              <w:rPr>
+                <w:rFonts w:ascii="Times New Roman" w:eastAsia="Calibri" w:hAnsi="Times New Roman" w:cs="Times New Roman"/>
+                <w:b/>
+                <w:bCs/>
+                <w:iCs/>
+                <w:sz w:val="26"/>
+                <w:szCs w:val="26"/>
+              </w:rPr>
+              <w:t>/</w:t>
+            </w:r>
+            <w:r>
+              <w:rPr>
+                <w:rFonts w:ascii="Times New Roman" w:eastAsia="Calibri" w:hAnsi="Times New Roman" w:cs="Times New Roman"/>
+                <w:b/>
+                <w:bCs/>
+                <w:iCs/>
+                <w:sz w:val="26"/>
+                <w:szCs w:val="26"/>
+              </w:rPr>
+              <w:br/>
+              <w:t>CHỦ TỊCH HỘI ĐỒNG THÀNH VIÊN/</w:t>
+            </w:r>
+            <w:r>
+              <w:rPr>
+                <w:rFonts w:ascii="Times New Roman" w:eastAsia="Calibri" w:hAnsi="Times New Roman" w:cs="Times New Roman"/>
+                <w:b/>
+                <w:bCs/>
+                <w:iCs/>
+                <w:sz w:val="26"/>
+                <w:szCs w:val="26"/>
+              </w:rPr>
+              <w:br/>
+              <w:t>CHỦ TỊCH HỘI ĐỒNG QUẢN TRỊ</w:t>
+            </w:r>
+            <w:r>
+              <w:rPr>
+                <w:rFonts w:ascii="Times New Roman" w:eastAsia="Calibri" w:hAnsi="Times New Roman" w:cs="Times New Roman"/>
+                <w:b/>
+                <w:iCs/>
+                <w:sz w:val="26"/>
+                <w:szCs w:val="26"/>
+              </w:rPr>
+              <w:t xml:space="preserve"> CỦA CÔNG TY</w:t>
+            </w:r>
+          </w:p>
+          <w:p>
+            <w:pPr>
+              <w:spacing w:after="0" w:line="240" w:lineRule="auto"/>
+              <w:jc w:val="center"/>
+              <w:rPr>
+                <w:rFonts w:ascii="Times New Roman" w:eastAsia="Calibri" w:hAnsi="Times New Roman" w:cs="Times New Roman"/>
+                <w:i/>
+                <w:sz w:val="26"/>
+                <w:szCs w:val="26"/>
+              </w:rPr>
+            </w:pPr>
+            <w:r>
+              <w:rPr>
+                <w:rFonts w:ascii="Times New Roman" w:eastAsia="Calibri" w:hAnsi="Times New Roman" w:cs="Times New Roman"/>
+                <w:i/>
+                <w:sz w:val="26"/>
+                <w:szCs w:val="26"/>
+              </w:rPr>
+              <w:t>(Ký và ghi họ tên)</w:t>
+            </w:r>
+            <w:r>
+              <w:rPr>
+                <w:rFonts w:ascii="Times New Roman" w:eastAsia="Calibri" w:hAnsi="Times New Roman" w:cs="Times New Roman"/>
+                <w:i/>
+                <w:sz w:val="26"/>
+                <w:szCs w:val="26"/>
+                <w:vertAlign w:val="superscript"/>
+              </w:rPr>
+              <w:footnoteReference w:id="5"/>
+            </w:r>
+          </w:p>
+          <w:p>
+            <w:pPr>
+              <w:spacing w:after="0" w:line="240" w:lineRule="auto"/>
+              <w:jc w:val="center"/>
+              <w:rPr>
+                <w:rFonts w:ascii="Times New Roman" w:eastAsia="Calibri" w:hAnsi="Times New Roman" w:cs="Times New Roman"/>
+                <w:i/>
+                <w:sz w:val="26"/>
+                <w:szCs w:val="26"/>
+              </w:rPr>
+            </w:pPr>
+          </w:p>
+          <w:p>
+            <w:pPr>
+              <w:spacing w:after="0" w:line="240" w:lineRule="auto"/>
+              <w:jc w:val="center"/>
+              <w:rPr>
+                <w:rFonts w:ascii="Times New Roman" w:eastAsia="Calibri" w:hAnsi="Times New Roman" w:cs="Times New Roman"/>
+                <w:i/>
+                <w:sz w:val="26"/>
+                <w:szCs w:val="26"/>
+              </w:rPr>
+            </w:pPr>
+          </w:p>
+          <w:p>
+            <w:pPr>
+              <w:spacing w:after="0" w:line="240" w:lineRule="auto"/>
+              <w:jc w:val="center"/>
+              <w:rPr>
+                <w:rFonts w:ascii="Times New Roman" w:eastAsia="Calibri" w:hAnsi="Times New Roman" w:cs="Times New Roman"/>
+                <w:i/>
+                <w:sz w:val="26"/>
+                <w:szCs w:val="26"/>
+              </w:rPr>
+            </w:pPr>
+          </w:p>
+          <w:p>
+            <w:pPr>
+              <w:spacing w:after="0" w:line="240" w:lineRule="auto"/>
+              <w:jc w:val="center"/>
+              <w:rPr>
+                <w:rFonts w:ascii="Times New Roman" w:eastAsia="Calibri" w:hAnsi="Times New Roman" w:cs="Times New Roman"/>
+                <w:i/>
+                <w:sz w:val="26"/>
+                <w:szCs w:val="26"/>
+              </w:rPr>
+            </w:pPr>
+          </w:p>
+          <w:p>
+            <w:pPr>
+              <w:spacing w:after="0" w:line="240" w:lineRule="auto"/>
+              <w:jc w:val="center"/>
+              <w:rPr>
+                <w:rFonts w:ascii="Times New Roman" w:eastAsia="Calibri" w:hAnsi="Times New Roman" w:cs="Times New Roman"/>
+                <w:i/>
+                <w:sz w:val="26"/>
+                <w:szCs w:val="26"/>
+              </w:rPr>
+            </w:pPr>
+          </w:p>
+          <w:p>
+            <w:pPr>
+              <w:spacing w:after="0" w:line="240" w:lineRule="auto"/>
+              <w:jc w:val="center"/>
+              <w:rPr>
+                <w:rFonts w:ascii="Times New Roman" w:eastAsia="Calibri" w:hAnsi="Times New Roman" w:cs="Times New Roman"/>
+                <w:b/>
+                <w:sz w:val="16"/>
+                <w:szCs w:val="16"/>
+              </w:rPr>
+            </w:pPr>
+            <w:r>
+              <w:rPr>
+                <w:rFonts w:ascii="Times New Roman" w:eastAsia="Times New Roman" w:hAnsi="Times New Roman" w:cs="Times New Roman"/>
+                <w:sz w:val="24"/>
+                <w:szCs w:val="24"/>
+              </w:rPr>
+              <w:t>LÊ TÚ TÀI</w:t>
             </w:r>
             <w:bookmarkStart w:id="0" w:name="_GoBack"/>
             <w:bookmarkEnd w:id="0"/>
-            <w:r>
-              <w:rPr>
-                <w:rFonts w:ascii="Times New Roman" w:eastAsia="Calibri" w:hAnsi="Times New Roman" w:cs="Times New Roman"/>
-                <w:i/>
-                <w:sz w:val="26"/>
-                <w:szCs w:val="26"/>
-              </w:rPr>
-              <w:t xml:space="preserve"> </w:t>
-            </w:r>
-            <w:r>
-              <w:rPr>
-                <w:rFonts w:ascii="Times New Roman" w:eastAsia="Calibri" w:hAnsi="Times New Roman" w:cs="Times New Roman"/>
-                <w:i/>
-                <w:sz w:val="26"/>
-                <w:szCs w:val="26"/>
-              </w:rPr>
-              <w:t>tháng</w:t>
-            </w:r>
-            <w:r>
-              <w:rPr>
-                <w:rFonts w:ascii="Times New Roman" w:eastAsia="Calibri" w:hAnsi="Times New Roman" w:cs="Times New Roman"/>
-                <w:i/>
-                <w:sz w:val="26"/>
-                <w:szCs w:val="26"/>
-              </w:rPr>
-              <w:t xml:space="preserve"> </w:t>
-            </w:r>
-            <w:r>
-              <w:rPr>
-                <w:rFonts w:ascii="Times New Roman" w:eastAsia="Calibri" w:hAnsi="Times New Roman" w:cs="Times New Roman"/>
-                <w:i/>
-                <w:sz w:val="26"/>
-                <w:szCs w:val="26"/>
-              </w:rPr>
-              <w:t>6</w:t>
-            </w:r>
-            <w:r>
-              <w:rPr>
-                <w:rFonts w:ascii="Times New Roman" w:eastAsia="Calibri" w:hAnsi="Times New Roman" w:cs="Times New Roman"/>
-                <w:i/>
-                <w:sz w:val="26"/>
-                <w:szCs w:val="26"/>
-              </w:rPr>
-              <w:t xml:space="preserve"> </w:t>
-            </w:r>
-            <w:r>
-              <w:rPr>
-                <w:rFonts w:ascii="Times New Roman" w:eastAsia="Calibri" w:hAnsi="Times New Roman" w:cs="Times New Roman"/>
-                <w:i/>
-                <w:sz w:val="26"/>
-                <w:szCs w:val="26"/>
-              </w:rPr>
-              <w:t>năm</w:t>
-            </w:r>
-            <w:r>
-              <w:rPr>
-                <w:rFonts w:ascii="Times New Roman" w:eastAsia="Calibri" w:hAnsi="Times New Roman" w:cs="Times New Roman"/>
-                <w:i/>
-                <w:sz w:val="26"/>
-                <w:szCs w:val="26"/>
-              </w:rPr>
-              <w:t xml:space="preserve"> 202</w:t>
-            </w:r>
-            <w:r>
-              <w:rPr>
-                <w:rFonts w:ascii="Times New Roman" w:eastAsia="Calibri" w:hAnsi="Times New Roman" w:cs="Times New Roman"/>
-                <w:i/>
-                <w:sz w:val="26"/>
-                <w:szCs w:val="26"/>
-              </w:rPr>
-              <w:t>6</w:t>
-            </w:r>
-          </w:p>
-          <w:p>
-            <w:pPr>
-              <w:spacing w:after="0" w:line="240" w:lineRule="auto"/>
-              <w:jc w:val="center"/>
-              <w:rPr>
-                <w:rFonts w:ascii="Times New Roman" w:eastAsia="Calibri" w:hAnsi="Times New Roman" w:cs="Times New Roman"/>
-                <w:iCs/>
-                <w:sz w:val="26"/>
-                <w:szCs w:val="26"/>
-              </w:rPr>
-            </w:pPr>
-            <w:r>
-              <w:rPr>
-                <w:rFonts w:ascii="Times New Roman" w:eastAsia="Calibri" w:hAnsi="Times New Roman" w:cs="Times New Roman"/>
-                <w:b/>
-                <w:iCs/>
-                <w:sz w:val="26"/>
-                <w:szCs w:val="26"/>
-              </w:rPr>
-              <w:t>NGƯỜI ĐẠI DIỆN THEO PHÁP LUẬT</w:t>
-            </w:r>
-            <w:r>
-              <w:rPr>
-                <w:rFonts w:ascii="Times New Roman" w:eastAsia="Calibri" w:hAnsi="Times New Roman" w:cs="Times New Roman"/>
-                <w:b/>
-                <w:bCs/>
-                <w:iCs/>
-                <w:sz w:val="26"/>
-                <w:szCs w:val="26"/>
-              </w:rPr>
-              <w:t>/</w:t>
-            </w:r>
-            <w:r>
-              <w:rPr>
-                <w:rFonts w:ascii="Times New Roman" w:eastAsia="Calibri" w:hAnsi="Times New Roman" w:cs="Times New Roman"/>
-                <w:b/>
-                <w:bCs/>
-                <w:iCs/>
-                <w:sz w:val="26"/>
-                <w:szCs w:val="26"/>
-              </w:rPr>
-              <w:br/>
-              <w:t>CHỦ TỊCH HỘI ĐỒNG THÀNH VIÊN/</w:t>
-            </w:r>
-            <w:r>
-              <w:rPr>
-                <w:rFonts w:ascii="Times New Roman" w:eastAsia="Calibri" w:hAnsi="Times New Roman" w:cs="Times New Roman"/>
-                <w:b/>
-                <w:bCs/>
-                <w:iCs/>
-                <w:sz w:val="26"/>
-                <w:szCs w:val="26"/>
-              </w:rPr>
-              <w:br/>
-              <w:t>CHỦ TỊCH HỘI ĐỒNG QUẢN TRỊ</w:t>
-            </w:r>
-            <w:r>
-              <w:rPr>
-                <w:rFonts w:ascii="Times New Roman" w:eastAsia="Calibri" w:hAnsi="Times New Roman" w:cs="Times New Roman"/>
-                <w:b/>
-                <w:iCs/>
-                <w:sz w:val="26"/>
-                <w:szCs w:val="26"/>
-              </w:rPr>
-              <w:t xml:space="preserve"> CỦA CÔNG TY</w:t>
-            </w:r>
-          </w:p>
-          <w:p>
-            <w:pPr>
-              <w:spacing w:after="0" w:line="240" w:lineRule="auto"/>
-              <w:jc w:val="center"/>
-              <w:rPr>
-                <w:rFonts w:ascii="Times New Roman" w:eastAsia="Calibri" w:hAnsi="Times New Roman" w:cs="Times New Roman"/>
-                <w:i/>
-                <w:sz w:val="26"/>
-                <w:szCs w:val="26"/>
-              </w:rPr>
-            </w:pPr>
-            <w:r>
-              <w:rPr>
-                <w:rFonts w:ascii="Times New Roman" w:eastAsia="Calibri" w:hAnsi="Times New Roman" w:cs="Times New Roman"/>
-                <w:i/>
-                <w:sz w:val="26"/>
-                <w:szCs w:val="26"/>
-              </w:rPr>
-              <w:t>(Ký và ghi họ tên)</w:t>
-            </w:r>
-            <w:r>
-              <w:rPr>
-                <w:rFonts w:ascii="Times New Roman" w:eastAsia="Calibri" w:hAnsi="Times New Roman" w:cs="Times New Roman"/>
-                <w:i/>
-                <w:sz w:val="26"/>
-                <w:szCs w:val="26"/>
-                <w:vertAlign w:val="superscript"/>
-              </w:rPr>
-              <w:footnoteReference w:id="5"/>
-            </w:r>
-          </w:p>
-          <w:p>
-            <w:pPr>
-              <w:spacing w:after="0" w:line="240" w:lineRule="auto"/>
-              <w:jc w:val="center"/>
-              <w:rPr>
-                <w:rFonts w:ascii="Times New Roman" w:eastAsia="Calibri" w:hAnsi="Times New Roman" w:cs="Times New Roman"/>
-                <w:i/>
-                <w:sz w:val="26"/>
-                <w:szCs w:val="26"/>
-              </w:rPr>
-            </w:pPr>
-          </w:p>
-          <w:p>
-            <w:pPr>
-              <w:spacing w:after="0" w:line="240" w:lineRule="auto"/>
-              <w:jc w:val="center"/>
-              <w:rPr>
-                <w:rFonts w:ascii="Times New Roman" w:eastAsia="Calibri" w:hAnsi="Times New Roman" w:cs="Times New Roman"/>
-                <w:i/>
-                <w:sz w:val="26"/>
-                <w:szCs w:val="26"/>
-              </w:rPr>
-            </w:pPr>
-          </w:p>
-          <w:p>
-            <w:pPr>
-              <w:spacing w:after="0" w:line="240" w:lineRule="auto"/>
-              <w:jc w:val="center"/>
-              <w:rPr>
-                <w:rFonts w:ascii="Times New Roman" w:eastAsia="Calibri" w:hAnsi="Times New Roman" w:cs="Times New Roman"/>
-                <w:i/>
-                <w:sz w:val="26"/>
-                <w:szCs w:val="26"/>
-              </w:rPr>
-            </w:pPr>
-          </w:p>
-          <w:p>
-            <w:pPr>
-              <w:spacing w:after="0" w:line="240" w:lineRule="auto"/>
-              <w:jc w:val="center"/>
-              <w:rPr>
-                <w:rFonts w:ascii="Times New Roman" w:eastAsia="Calibri" w:hAnsi="Times New Roman" w:cs="Times New Roman"/>
-                <w:i/>
-                <w:sz w:val="26"/>
-                <w:szCs w:val="26"/>
-              </w:rPr>
-            </w:pPr>
-          </w:p>
-          <w:p>
-            <w:pPr>
-              <w:spacing w:after="0" w:line="240" w:lineRule="auto"/>
-              <w:jc w:val="center"/>
-              <w:rPr>
-                <w:rFonts w:ascii="Times New Roman" w:eastAsia="Calibri" w:hAnsi="Times New Roman" w:cs="Times New Roman"/>
-                <w:i/>
-                <w:sz w:val="26"/>
-                <w:szCs w:val="26"/>
-              </w:rPr>
-            </w:pPr>
-          </w:p>
-          <w:p>
-            <w:pPr>
-              <w:spacing w:after="0" w:line="240" w:lineRule="auto"/>
-              <w:jc w:val="center"/>
-              <w:rPr>
-                <w:rFonts w:ascii="Times New Roman" w:eastAsia="Calibri" w:hAnsi="Times New Roman" w:cs="Times New Roman"/>
-                <w:b/>
-                <w:sz w:val="16"/>
-                <w:szCs w:val="16"/>
-              </w:rPr>
-            </w:pPr>
-            <w:r>
-              <w:rPr>
-                <w:rFonts w:ascii="Times New Roman" w:eastAsia="Calibri" w:hAnsi="Times New Roman" w:cs="Times New Roman"/>
-                <w:b/>
-                <w:sz w:val="26"/>
-                <w:szCs w:val="26"/>
-              </w:rPr>
-              <w:t>LƯU THỊ MAI KHANH</w:t>
-            </w:r>
             <w:r>
               <w:rPr>
                 <w:rFonts w:ascii="Times New Roman" w:eastAsia="Calibri" w:hAnsi="Times New Roman" w:cs="Times New Roman"/>

--- a/CÔNG TY TNHH PCCC TUẤN PHÁT/TuanPhat_Thaydoi_CSH_DDPL/HoSo2_MauSo10.docx
+++ b/CÔNG TY TNHH PCCC TUẤN PHÁT/TuanPhat_Thaydoi_CSH_DDPL/HoSo2_MauSo10.docx
@@ -1717,7 +1717,7 @@
                 <w:sz w:val="24"/>
                 <w:szCs w:val="24"/>
               </w:rPr>
-              <w:t>LÊ TÚ TÀI</w:t>
+              <w:t>LÊ HOÀNG GIANG</w:t>
             </w:r>
             <w:bookmarkStart w:id="0" w:name="_GoBack"/>
             <w:bookmarkEnd w:id="0"/>
